--- a/downloads/documents/04 Units/Unit 07 - Capstone - Launch Career Readiness and FACS Shark Tank/Lesson 07.06 - What a Business Is Problem Customer Product Price.docx
+++ b/downloads/documents/04 Units/Unit 07 - Capstone - Launch Career Readiness and FACS Shark Tank/Lesson 07.06 - What a Business Is Problem Customer Product Price.docx
@@ -1206,7 +1206,7 @@
         <w:pStyle w:val="Compact"/>
       </w:pPr>
       <w:r>
-        <w:t xml:space="preserve">ELL: the nine Tier 3 words are on the handout with Turkish, Portuguese, and Spanish from</w:t>
+        <w:t xml:space="preserve">ELL: the nine Tier 3 words are on the handout with Spanish from</w:t>
       </w:r>
       <w:r>
         <w:t xml:space="preserve"> </w:t>
@@ -1218,7 +1218,7 @@
         <w:t xml:space="preserve">Vocabulary 07.md</w:t>
       </w:r>
       <w:r>
-        <w:t xml:space="preserve">, and the five business cards each carry a simple picture description so the business is recognizable without reading. Sentence frames in all four languages:</w:t>
+        <w:t xml:space="preserve">, and the five business cards each carry a simple picture description so the business is recognizable without reading. Sentence frames in English and Spanish:</w:t>
       </w:r>
       <w:r>
         <w:t xml:space="preserve"> </w:t>
